--- a/lore/campaign_outline_v2.docx
+++ b/lore/campaign_outline_v2.docx
@@ -31,7 +31,7 @@
           <w:sz w:val="24"/>
           <w:szCs w:val="24"/>
         </w:rPr>
-        <w:t xml:space="preserve">Campaign Roadmap — v2 (supersedes the original outline)</w:t>
+        <w:t>Campaign Roadmap: v2 (supersedes the original outline)</w:t>
       </w:r>
     </w:p>
     <w:p>
@@ -99,7 +99,7 @@
         <w:t xml:space="preserve">Elaria</w:t>
       </w:r>
       <w:r>
-        <w:t xml:space="preserve"> — a sleeping Warden of Balance who once ‘tended the lights of heaven’ — guides the party through visions and star-marked gifts. Behind the chaos: </w:t>
+        <w:t xml:space="preserve">, a sleeping Warden of Balance who once ‘tended the lights of heaven’, guides the party through visions and star-marked gifts. Behind the chaos: </w:t>
       </w:r>
       <w:r>
         <w:rPr>
@@ -157,7 +157,7 @@
         <w:t xml:space="preserve">Rift Portal</w:t>
       </w:r>
       <w:r>
-        <w:t xml:space="preserve"> but lacked its heart — a vessel that can survive and gather planar energy. Lilly’s Essence Sphere is exactly that. Gearhaven becomes </w:t>
+        <w:t xml:space="preserve"> but lacked its heart: a vessel that can survive and gather planar energy. Lilly’s Essence Sphere is exactly that. Gearhaven becomes </w:t>
       </w:r>
       <w:r>
         <w:rPr>
@@ -206,7 +206,7 @@
         <w:t xml:space="preserve">HUB (roleplay-forward): </w:t>
       </w:r>
       <w:r>
-        <w:t xml:space="preserve">Gearhaven between runs — NPCs, choices, crafting, story, Sphere upgrades, light encounters. Safe. Long rests allowed.</w:t>
+        <w:t>Gearhaven between runs: NPCs, choices, crafting, story, Sphere upgrades, light encounters. Safe. Long rests allowed.</w:t>
       </w:r>
     </w:p>
     <w:p>
@@ -227,7 +227,7 @@
         <w:t xml:space="preserve">RIFTS (combat-forward survival): </w:t>
       </w:r>
       <w:r>
-        <w:t xml:space="preserve">step through the portal and the gloves come off — NO long rests, attrition, random encounters, an elemental boss guarding the Mote. The contrast is the point.</w:t>
+        <w:t>step through the portal and the gloves come off: NO long rests, attrition, random encounters, an elemental boss guarding the Mote. The contrast is the point.</w:t>
       </w:r>
     </w:p>
     <w:p>
@@ -255,7 +255,7 @@
           <w:i/>
           <w:iCs/>
         </w:rPr>
-        <w:t xml:space="preserve">Established in Session 8 via Vane’s orrery and Ursa’s revelation. This is now canon and threads through every rift.</w:t>
+        <w:t>Established in Session 7 via Vane’s orrery and Ursa’s revelation. This is now canon and threads through every rift.</w:t>
       </w:r>
     </w:p>
     <w:p>
@@ -276,7 +276,7 @@
         <w:t xml:space="preserve">Star-Anchors: </w:t>
       </w:r>
       <w:r>
-        <w:t xml:space="preserve">each plane hangs from an anchor-star. A dark star = a slipped plane = a crack. The cracks follow the sky going out, constellation by constellation — not random decay.</w:t>
+        <w:t>each plane hangs from an anchor-star. A dark star = a slipped plane = a crack. The cracks follow the sky going out, constellation by constellation, not random decay.</w:t>
       </w:r>
     </w:p>
     <w:p>
@@ -339,7 +339,7 @@
         <w:t xml:space="preserve">The Staff of Waking Constellations = counter-weapon: </w:t>
       </w:r>
       <w:r>
-        <w:t xml:space="preserve">lights a NEW star after every major victory — literally relighting what Nyxthid snuffs. Ursa carries the one thing built to fight back.</w:t>
+        <w:t>lights a NEW star after every major victory, literally relighting what Nyxthid snuffs. Ursa carries the one thing built to fight back.</w:t>
       </w:r>
     </w:p>
     <w:p>
@@ -381,7 +381,7 @@
         <w:t xml:space="preserve">The Sphere mystery: </w:t>
       </w:r>
       <w:r>
-        <w:t xml:space="preserve">forged by the Glimmerspire masters BEFORE the crisis — the cure built before the disease. How did Poots / the masters KNOW? (ties to Elaria’s foresight; pays off via Lilly’s arc and the finale.)</w:t>
+        <w:t>forged by the Glimmerspire masters BEFORE the crisis: the cure built before the disease. How did Poots / the masters KNOW? (ties to Elaria’s foresight; pays off via Lilly’s arc and the finale.)</w:t>
       </w:r>
     </w:p>
     <w:p>
@@ -582,7 +582,7 @@
                 <w:sz w:val="20"/>
                 <w:szCs w:val="20"/>
               </w:rPr>
-              <w:t xml:space="preserve">bright — Fire rift</w:t>
+              <w:t>bright (Fire rift)</w:t>
             </w:r>
           </w:p>
         </w:tc>
@@ -671,7 +671,7 @@
                 <w:sz w:val="20"/>
                 <w:szCs w:val="20"/>
               </w:rPr>
-              <w:t xml:space="preserve">bright — Water rift</w:t>
+              <w:t>bright (Water rift)</w:t>
             </w:r>
           </w:p>
         </w:tc>
@@ -760,7 +760,7 @@
                 <w:sz w:val="20"/>
                 <w:szCs w:val="20"/>
               </w:rPr>
-              <w:t xml:space="preserve">going dark — Air rift</w:t>
+              <w:t>going dark (Air rift)</w:t>
             </w:r>
           </w:p>
         </w:tc>
@@ -849,7 +849,7 @@
                 <w:sz w:val="20"/>
                 <w:szCs w:val="20"/>
               </w:rPr>
-              <w:t xml:space="preserve">dimming — Earth rift</w:t>
+              <w:t>dimming (Earth rift)</w:t>
             </w:r>
           </w:p>
         </w:tc>
@@ -938,7 +938,7 @@
                 <w:sz w:val="20"/>
                 <w:szCs w:val="20"/>
               </w:rPr>
-              <w:t xml:space="preserve">dark (‘the demon star’) — Shadow rift</w:t>
+              <w:t>dark (‘the demon star’), Shadow rift</w:t>
             </w:r>
           </w:p>
         </w:tc>
@@ -969,7 +969,7 @@
                 <w:sz w:val="20"/>
                 <w:szCs w:val="20"/>
               </w:rPr>
-              <w:t xml:space="preserve">—</w:t>
+              <w:t>N/A</w:t>
             </w:r>
           </w:p>
         </w:tc>
@@ -1058,7 +1058,7 @@
                 <w:sz w:val="20"/>
                 <w:szCs w:val="20"/>
               </w:rPr>
-              <w:t xml:space="preserve">—</w:t>
+              <w:t>N/A</w:t>
             </w:r>
           </w:p>
         </w:tc>
@@ -1116,7 +1116,7 @@
                 <w:sz w:val="20"/>
                 <w:szCs w:val="20"/>
               </w:rPr>
-              <w:t xml:space="preserve">bright/reserve — 6th rift or finale</w:t>
+              <w:t>bright/reserve (6th rift or finale)</w:t>
             </w:r>
           </w:p>
         </w:tc>
@@ -1171,7 +1171,7 @@
         <w:spacing w:after="110"/>
       </w:pPr>
       <w:r>
-        <w:t xml:space="preserve">It holds Pikachu’s spark and actively PULLS loose motes (revealed in S8). After its Gearhaven upgrade it holds multiple sparks — so the party can </w:t>
+        <w:t xml:space="preserve">It holds Pikachu’s spark and actively PULLS loose motes (revealed in S7). After its Gearhaven upgrade it holds multiple sparks, so the party can </w:t>
       </w:r>
       <w:r>
         <w:rPr>
@@ -1181,7 +1181,7 @@
         <w:t xml:space="preserve">catch wild creatures</w:t>
       </w:r>
       <w:r>
-        <w:t xml:space="preserve"> in the rifts and store them. Ursa’s Mark of Handling + Animal Friendship make him the catcher. Caught creatures = a reserve roster for the no-long-rest survival runs. NOTE: Vane NEVER keeps the Sphere — he tunes it on the bench and hands it right back. Pikachu is never at risk.</w:t>
+        <w:t xml:space="preserve"> in the rifts and store them. Ursa’s Mark of Handling + Animal Friendship make him the catcher. Caught creatures = a reserve roster for the no-long-rest survival runs. NOTE: Vane NEVER keeps the Sphere; he tunes it on the bench and hands it right back. Pikachu is never at risk.</w:t>
       </w:r>
     </w:p>
     <w:p>
@@ -1265,7 +1265,7 @@
         <w:t xml:space="preserve">Elemental Bosses </w:t>
       </w:r>
       <w:r>
-        <w:t xml:space="preserve">(Terranox-type): the rift’s ‘gym leader,’ not catchable, guards the Mote. One big set-piece per rift.</w:t>
+        <w:t>(e.g. Groudon in the Earth rift): the rift’s ‘gym leader,’ not catchable, guards the Mote. One big set-piece per rift.</w:t>
       </w:r>
     </w:p>
     <w:p>
@@ -1281,7 +1281,7 @@
         <w:spacing w:after="110"/>
       </w:pPr>
       <w:r>
-        <w:t xml:space="preserve">S8 ends with the portal still being built (it takes ~a year) and the party splitting up. Each returns at </w:t>
+        <w:t xml:space="preserve">S7 ends with the portal still being built (it takes ~a year) and the party splitting up. Each returns at </w:t>
       </w:r>
       <w:r>
         <w:rPr>
@@ -1291,7 +1291,7 @@
         <w:t xml:space="preserve">Level 7</w:t>
       </w:r>
       <w:r>
-        <w:t xml:space="preserve">, changed and powered up, with a personal ‘who I became’ story. The reunion is the cold open of S9. Justifies the level jump without grind.</w:t>
+        <w:t>, changed and powered up, with a personal ‘who I became’ story. The reunion is the cold open of S8. Justifies the level jump without grind.</w:t>
       </w:r>
     </w:p>
     <w:p>
@@ -1319,7 +1319,7 @@
           <w:i/>
           <w:iCs/>
         </w:rPr>
-        <w:t xml:space="preserve">Each kid picks ONE of three doors, seeded during S8. Rewards sit on top of normal leveling.</w:t>
+        <w:t>Each kid picks ONE of three doors, seeded during S7. Rewards sit on top of normal leveling.</w:t>
       </w:r>
     </w:p>
     <w:p>
@@ -1327,7 +1327,7 @@
         <w:pStyle w:val="Heading3"/>
       </w:pPr>
       <w:r>
-        <w:t xml:space="preserve">STABBY — Goblin Monk (Kensei)</w:t>
+        <w:t>STABBY: Goblin Monk (Kensei)</w:t>
       </w:r>
     </w:p>
     <w:p>
@@ -1344,10 +1344,10 @@
           <w:b/>
           <w:bCs/>
         </w:rPr>
-        <w:t xml:space="preserve">A — Whispering Breeze Monastery </w:t>
-      </w:r>
-      <w:r>
-        <w:t xml:space="preserve">(finishes Kaelon’s training). Reward still TBD — a redirect/counter trick.</w:t>
+        <w:t xml:space="preserve">A: Whispering Breeze Monastery </w:t>
+      </w:r>
+      <w:r>
+        <w:t>(finishes Kaelon’s training). Reward still TBD, a redirect/counter trick.</w:t>
       </w:r>
     </w:p>
     <w:p>
@@ -1364,7 +1364,7 @@
           <w:b/>
           <w:bCs/>
         </w:rPr>
-        <w:t xml:space="preserve">B — Reforms the Bloodfang Clan </w:t>
+        <w:t xml:space="preserve">B: Reforms the Bloodfang Clan </w:t>
       </w:r>
       <w:r>
         <w:t xml:space="preserve">(returns a chieftain; clan = narrative finale ally). Reward: </w:t>
@@ -1378,7 +1378,7 @@
         <w:t xml:space="preserve">Bloodfang Tenacity</w:t>
       </w:r>
       <w:r>
-        <w:t xml:space="preserve"> — 1/short rest, turn a failed save into a success. Seed: Skitch the courier (Beat 4).</w:t>
+        <w:t>: 1/short rest, turn a failed save into a success. Seed: Skitch the courier (Beat 4).</w:t>
       </w:r>
     </w:p>
     <w:p>
@@ -1395,7 +1395,7 @@
           <w:b/>
           <w:bCs/>
         </w:rPr>
-        <w:t xml:space="preserve">C — The Idol’s Dreams </w:t>
+        <w:t xml:space="preserve">C: The Idol’s Dreams </w:t>
       </w:r>
       <w:r>
         <w:t xml:space="preserve">(follows the idol into the dark). Reward: </w:t>
@@ -1409,7 +1409,7 @@
         <w:t xml:space="preserve">Shadow Step</w:t>
       </w:r>
       <w:r>
-        <w:t xml:space="preserve"> — bonus action, teleport 30 ft between shadows; advantage on attacks until end of turn.</w:t>
+        <w:t>: bonus action, teleport 30 ft between shadows; advantage on attacks until end of turn.</w:t>
       </w:r>
     </w:p>
     <w:p>
@@ -1417,7 +1417,7 @@
         <w:pStyle w:val="Heading3"/>
       </w:pPr>
       <w:r>
-        <w:t xml:space="preserve">LILLY — Gnome Artillerist</w:t>
+        <w:t>LILLY: Gnome Artillerist</w:t>
       </w:r>
     </w:p>
     <w:p>
@@ -1434,7 +1434,7 @@
           <w:b/>
           <w:bCs/>
         </w:rPr>
-        <w:t xml:space="preserve">A — Stays &amp; builds the portal. </w:t>
+        <w:t xml:space="preserve">A: Stays &amp; builds the portal. </w:t>
       </w:r>
       <w:r>
         <w:t xml:space="preserve">Reward: </w:t>
@@ -1465,7 +1465,7 @@
           <w:b/>
           <w:bCs/>
         </w:rPr>
-        <w:t xml:space="preserve">B — Home to Glimmerspire / Poots. </w:t>
+        <w:t xml:space="preserve">B: Home to Glimmerspire / Poots. </w:t>
       </w:r>
       <w:r>
         <w:t xml:space="preserve">Reward: </w:t>
@@ -1496,7 +1496,7 @@
           <w:b/>
           <w:bCs/>
         </w:rPr>
-        <w:t xml:space="preserve">C — Mote researcher. </w:t>
+        <w:t xml:space="preserve">C: Mote researcher. </w:t>
       </w:r>
       <w:r>
         <w:t xml:space="preserve">Reward: </w:t>
@@ -1510,7 +1510,7 @@
         <w:t xml:space="preserve">Mote Channeling</w:t>
       </w:r>
       <w:r>
-        <w:t xml:space="preserve"> — 2/short rest, discharge an installed mote’s effect; menu grows as motes are collected. Seed: catches escaping essence (Beat 6).</w:t>
+        <w:t>: 2/short rest, discharge an installed mote’s effect; menu grows as motes are collected. Seed: catches escaping essence (Beat 6).</w:t>
       </w:r>
     </w:p>
     <w:p>
@@ -1518,7 +1518,7 @@
         <w:pStyle w:val="Heading3"/>
       </w:pPr>
       <w:r>
-        <w:t xml:space="preserve">URSA — Human Druid (Circle of Stars)</w:t>
+        <w:t>URSA: Human Druid (Circle of Stars)</w:t>
       </w:r>
     </w:p>
     <w:p>
@@ -1535,7 +1535,7 @@
           <w:b/>
           <w:bCs/>
         </w:rPr>
-        <w:t xml:space="preserve">A — Circle of the Eternal Stars. </w:t>
+        <w:t xml:space="preserve">A: Circle of the Eternal Stars. </w:t>
       </w:r>
       <w:r>
         <w:t xml:space="preserve">Reward: </w:t>
@@ -1549,7 +1549,7 @@
         <w:t xml:space="preserve">The Guardian</w:t>
       </w:r>
       <w:r>
-        <w:t xml:space="preserve"> Starry Form — reaction: reduce damage to self/ally within 30 ft by 1d8+5 (repeatable while form is up). Seed: Staff brightens a new star.</w:t>
+        <w:t xml:space="preserve"> Starry Form, reaction: reduce damage to self/ally within 30 ft by 1d8+5 (repeatable while form is up). Seed: Staff brightens a new star.</w:t>
       </w:r>
     </w:p>
     <w:p>
@@ -1566,7 +1566,7 @@
           <w:b/>
           <w:bCs/>
         </w:rPr>
-        <w:t xml:space="preserve">B — Father’s Trail. </w:t>
+        <w:t xml:space="preserve">B: Father’s Trail. </w:t>
       </w:r>
       <w:r>
         <w:t xml:space="preserve">Reward: </w:t>
@@ -1580,7 +1580,7 @@
         <w:t xml:space="preserve">Ash’s Sigil-Stone</w:t>
       </w:r>
       <w:r>
-        <w:t xml:space="preserve"> (item) — 2/long rest cast Aura of Vitality free (~70 HP, best between fights; triggers Chalice splash). A clue tying Ash to Elaria; can ‘wake up’ later. Seed: the logbook (Beat 3).</w:t>
+        <w:t xml:space="preserve"> (item): 2/long rest cast Aura of Vitality free (~70 HP, best between fights; triggers Chalice splash). A clue tying Ash to Elaria; can ‘wake up’ later. Seed: the logbook (Beat 3).</w:t>
       </w:r>
     </w:p>
     <w:p>
@@ -1597,7 +1597,7 @@
           <w:b/>
           <w:bCs/>
         </w:rPr>
-        <w:t xml:space="preserve">C — Wilderness Pilgrimage. </w:t>
+        <w:t xml:space="preserve">C: Wilderness Pilgrimage. </w:t>
       </w:r>
       <w:r>
         <w:t xml:space="preserve">Reward: Summon Beast auto-casts at 4th level (sturdier beast). Seed: stifled by the city (Beat 7).</w:t>
@@ -1636,7 +1636,7 @@
         <w:pStyle w:val="Heading2"/>
       </w:pPr>
       <w:r>
-        <w:t xml:space="preserve">Session 8 — Gearhaven: The Clockwork City  (Level 5 → time skip)</w:t>
+        <w:t>Session 7: Gearhaven: The Clockwork City  (Level 5 → time skip)</w:t>
       </w:r>
     </w:p>
     <w:tbl>
@@ -1708,7 +1708,7 @@
                 <w:bCs/>
                 <w:color w:val="FFFFFF"/>
               </w:rPr>
-              <w:t xml:space="preserve">HUB — roleplay woven with 4 escalating fights (boss last). Difficulty: HARD.</w:t>
+              <w:t>HUB: roleplay woven with 4 escalating fights (boss last). Difficulty: HARD.</w:t>
             </w:r>
           </w:p>
         </w:tc>
@@ -1951,7 +1951,7 @@
         <w:pStyle w:val="Heading2"/>
       </w:pPr>
       <w:r>
-        <w:t xml:space="preserve">Session 9 — Reunion &amp; The Earth Rift  (Level 7)</w:t>
+        <w:t>Session 8: Reunion &amp; The Earth Rift  (Level 7)</w:t>
       </w:r>
     </w:p>
     <w:tbl>
@@ -2139,7 +2139,7 @@
                 <w:bCs w:val="false"/>
                 <w:color w:val="000000"/>
               </w:rPr>
-              <w:t xml:space="preserve">Earth elemental (Terranox-type). Drops the Earth Mote. Anchor-star: Antares.</w:t>
+              <w:t>Groudon (Earth-rift legendary). Drops the Earth Mote. Anchor-star: Antares.</w:t>
             </w:r>
           </w:p>
         </w:tc>
@@ -2150,7 +2150,7 @@
         <w:pStyle w:val="Heading2"/>
       </w:pPr>
       <w:r>
-        <w:t xml:space="preserve">Session 10 — The Water Rift  (Level 7)</w:t>
+        <w:t>Session 9: The Water Rift  (Level 7)</w:t>
       </w:r>
     </w:p>
     <w:tbl>
@@ -2349,7 +2349,7 @@
         <w:pStyle w:val="Heading2"/>
       </w:pPr>
       <w:r>
-        <w:t xml:space="preserve">Session 11 — The Fire Rift  (Level 7 → 8)</w:t>
+        <w:t>Session 10: The Fire Rift  (Level 7 → 8)</w:t>
       </w:r>
     </w:p>
     <w:tbl>
@@ -2548,7 +2548,7 @@
         <w:pStyle w:val="Heading2"/>
       </w:pPr>
       <w:r>
-        <w:t xml:space="preserve">Session 12 — The Air Rift  (Level 8)</w:t>
+        <w:t>Session 11: The Air Rift  (Level 8)</w:t>
       </w:r>
     </w:p>
     <w:tbl>
@@ -2747,7 +2747,7 @@
         <w:pStyle w:val="Heading2"/>
       </w:pPr>
       <w:r>
-        <w:t xml:space="preserve">Session 13 — The Shadow Rift  (Level 8 → 9)</w:t>
+        <w:t>Session 12: The Shadow Rift  (Level 8 → 9)</w:t>
       </w:r>
     </w:p>
     <w:tbl>
@@ -2819,7 +2819,7 @@
                 <w:bCs/>
                 <w:color w:val="FFFFFF"/>
               </w:rPr>
-              <w:t xml:space="preserve">RIFT (survival) — darkest tone</w:t>
+              <w:t>RIFT (survival), darkest tone</w:t>
             </w:r>
           </w:p>
         </w:tc>
@@ -2946,7 +2946,7 @@
         <w:pStyle w:val="Heading2"/>
       </w:pPr>
       <w:r>
-        <w:t xml:space="preserve">Session 14 — Sphere Completed / PIKACHU RETURNS  (Level 9)</w:t>
+        <w:t>Session 13: Sphere Completed / PIKACHU RETURNS  (Level 9)</w:t>
       </w:r>
     </w:p>
     <w:tbl>
@@ -3076,7 +3076,7 @@
                 <w:bCs w:val="false"/>
                 <w:color w:val="000000"/>
               </w:rPr>
-              <w:t xml:space="preserve">All motes gathered; the Sphere is whole — PIKACHU RETURNS (emotional climax). Installing the final mote destabilizes everything: Nyxthid strikes, the potatoes react, a rift to his sanctum tears open. Bloodfang/Gearhaven allies can defend the city.</w:t>
+              <w:t>All motes gathered; the Sphere is whole: PIKACHU RETURNS (emotional climax). Installing the final mote destabilizes everything: Nyxthid strikes, the potatoes react, a rift to his sanctum tears open. Bloodfang/Gearhaven allies can defend the city.</w:t>
             </w:r>
           </w:p>
         </w:tc>
@@ -3145,7 +3145,7 @@
         <w:pStyle w:val="Heading2"/>
       </w:pPr>
       <w:r>
-        <w:t xml:space="preserve">Session 15 — Final Showdown: Nyxthid &amp; the Sealing  (Level 9 → 10)</w:t>
+        <w:t>Session 14: Final Showdown: Nyxthid &amp; the Sealing  (Level 9 → 10)</w:t>
       </w:r>
     </w:p>
     <w:tbl>
@@ -3373,7 +3373,7 @@
         <w:t xml:space="preserve">Pikachu: </w:t>
       </w:r>
       <w:r>
-        <w:t xml:space="preserve">seeded S8 (the flicker), clues across rifts, returns S14.</w:t>
+        <w:t>seeded S7 (the flicker), clues across rifts, returns S13.</w:t>
       </w:r>
     </w:p>
     <w:p>
@@ -3394,7 +3394,7 @@
         <w:t xml:space="preserve">Ash Catchum &amp; the potatoes: </w:t>
       </w:r>
       <w:r>
-        <w:t xml:space="preserve">logbook S3, major clue S13, resolved finale. Decide his fate before S13 (suggested: alive-but-changed/captured by Nyxthid, OR died completing the covenant).</w:t>
+        <w:t>logbook S3, major clue S12, resolved finale. Decide his fate before S12 (suggested: alive-but-changed/captured by Nyxthid, OR died completing the covenant).</w:t>
       </w:r>
     </w:p>
     <w:p>
@@ -3457,7 +3457,7 @@
         <w:t xml:space="preserve">Ghostbloom: </w:t>
       </w:r>
       <w:r>
-        <w:t xml:space="preserve">Elaria’s ‘voice’ — reacts/glows at planar moments; can sense each rift’s danger and the dark stars.</w:t>
+        <w:t>Elaria’s ‘voice’, reacts/glows at planar moments; can sense each rift’s danger and the dark stars.</w:t>
       </w:r>
     </w:p>
     <w:p>
@@ -3478,7 +3478,7 @@
         <w:t xml:space="preserve">Allies: </w:t>
       </w:r>
       <w:r>
-        <w:t xml:space="preserve">Bloodfang (if reformed) + Gearhaven’s Mechagnomes defend the city in S14.</w:t>
+        <w:t>Bloodfang (if reformed) + Gearhaven’s Mechagnomes defend the city in S13.</w:t>
       </w:r>
     </w:p>
     <w:p>
@@ -3507,7 +3507,7 @@
         <w:spacing w:after="50"/>
       </w:pPr>
       <w:r>
-        <w:t xml:space="preserve">Stabby’s Path A (monastery) reward — a redirect/counter trick (only if chosen).</w:t>
+        <w:t>Stabby’s Path A (monastery) reward: a redirect/counter trick (only if chosen).</w:t>
       </w:r>
     </w:p>
     <w:p>
@@ -3520,7 +3520,7 @@
         <w:spacing w:after="50"/>
       </w:pPr>
       <w:r>
-        <w:t xml:space="preserve">Catch-box scope — full roster vs. 1–2 signature companions.</w:t>
+        <w:t>Catch-box scope: full roster vs. 1–2 signature companions.</w:t>
       </w:r>
     </w:p>
     <w:p>
@@ -3533,7 +3533,7 @@
         <w:spacing w:after="50"/>
       </w:pPr>
       <w:r>
-        <w:t xml:space="preserve">Ash Catchum’s precise fate (lock before S13).</w:t>
+        <w:t>Ash Catchum’s precise fate (lock before S12).</w:t>
       </w:r>
     </w:p>
     <w:p>
@@ -3559,7 +3559,7 @@
         <w:spacing w:after="50"/>
       </w:pPr>
       <w:r>
-        <w:t xml:space="preserve">Sessions 14–15 as two sittings or one merged finale.</w:t>
+        <w:t>Sessions 13–14 as two sittings or one merged finale.</w:t>
       </w:r>
     </w:p>
     <w:p>
@@ -3584,10 +3584,10 @@
           <w:b/>
           <w:bCs/>
         </w:rPr>
-        <w:t xml:space="preserve">Henna Brasspot </w:t>
-      </w:r>
-      <w:r>
-        <w:t xml:space="preserve">— Gilded Gear tavern keeper; warm, motherly hub ‘home base’ friend.</w:t>
+        <w:t>Henna Brasspot</w:t>
+      </w:r>
+      <w:r>
+        <w:t>: Gilded Gear tavern keeper; warm, motherly hub ‘home base’ friend.</w:t>
       </w:r>
     </w:p>
     <w:p>
@@ -3604,10 +3604,10 @@
           <w:b/>
           <w:bCs/>
         </w:rPr>
-        <w:t xml:space="preserve">Guildmaster Vane </w:t>
-      </w:r>
-      <w:r>
-        <w:t xml:space="preserve">— brilliant, scattered, kind inventor; built the portal; ‘the locksmith.’</w:t>
+        <w:t>Guildmaster Vane</w:t>
+      </w:r>
+      <w:r>
+        <w:t>: brilliant, scattered, kind inventor; built the portal; ‘the locksmith.’</w:t>
       </w:r>
     </w:p>
     <w:p>
@@ -3624,10 +3624,10 @@
           <w:b/>
           <w:bCs/>
         </w:rPr>
-        <w:t xml:space="preserve">Quill </w:t>
-      </w:r>
-      <w:r>
-        <w:t xml:space="preserve">— elegant silver Mechagnome archivist; calm counterweight to Vane.</w:t>
+        <w:t>Quill</w:t>
+      </w:r>
+      <w:r>
+        <w:t>: elegant silver Mechagnome archivist; calm counterweight to Vane.</w:t>
       </w:r>
     </w:p>
     <w:p>
@@ -3644,10 +3644,10 @@
           <w:b/>
           <w:bCs/>
         </w:rPr>
-        <w:t xml:space="preserve">Pinion </w:t>
-      </w:r>
-      <w:r>
-        <w:t xml:space="preserve">— fidgety tram-conductor; Mechagnome eyes flicker near planar trouble.</w:t>
+        <w:t>Pinion</w:t>
+      </w:r>
+      <w:r>
+        <w:t>: fidgety tram-conductor; Mechagnome eyes flicker near planar trouble.</w:t>
       </w:r>
     </w:p>
     <w:p>
@@ -3664,10 +3664,10 @@
           <w:b/>
           <w:bCs/>
         </w:rPr>
-        <w:t xml:space="preserve">Skitch </w:t>
-      </w:r>
-      <w:r>
-        <w:t xml:space="preserve">— goblin courier (Beat 4); delivers Stabby’s Bloodfang hook.</w:t>
+        <w:t>Skitch</w:t>
+      </w:r>
+      <w:r>
+        <w:t>: goblin courier (Beat 4); delivers Stabby’s Bloodfang hook.</w:t>
       </w:r>
     </w:p>
     <w:p>
@@ -3680,7 +3680,7 @@
           <w:iCs/>
           <w:color w:val="2E6E4E"/>
         </w:rPr>
-        <w:t xml:space="preserve">This v2 supersedes the original Campaign Outline. Build status: S8 Beats 1–3 done &amp; illustrated; next is Beat 4 (the Underworks).</w:t>
+        <w:t>This v2 supersedes the original Campaign Outline. Build status: S7 Beats 1–3 done &amp; illustrated; next is Beat 4 (the Underworks).</w:t>
       </w:r>
     </w:p>
     <w:sectPr>
